--- a/paper/qims_manuscript.docx
+++ b/paper/qims_manuscript.docx
@@ -2,13 +2,13 @@
 <file path=word/document.xml><?xml version="1.0" encoding="utf-8"?>
 <w:document xmlns:w="http://schemas.openxmlformats.org/wordprocessingml/2006/main" xmlns:m="http://schemas.openxmlformats.org/officeDocument/2006/math" xmlns:r="http://schemas.openxmlformats.org/officeDocument/2006/relationships" xmlns:o="urn:schemas-microsoft-com:office:office" xmlns:v="urn:schemas-microsoft-com:vml" xmlns:w10="urn:schemas-microsoft-com:office:word" xmlns:a="http://schemas.openxmlformats.org/drawingml/2006/main" xmlns:pic="http://schemas.openxmlformats.org/drawingml/2006/picture" xmlns:wp="http://schemas.openxmlformats.org/drawingml/2006/wordprocessingDrawing">
   <w:body>
-    <w:bookmarkStart w:id="39" w:name="Xe32d84314929d3cce68a2a75f5332568bb747e1"/>
+    <w:bookmarkStart w:id="39" w:name="Xac44bb6724d49271a1d51d1142d12235b63ec6e"/>
     <w:p>
       <w:pPr>
         <w:pStyle w:val="Heading1"/>
       </w:pPr>
       <w:r>
-        <w:t xml:space="preserve">Two more landmarks: identifiability of the three-dimensional Cobb angle measured from biplanar radiographs</w:t>
+        <w:t xml:space="preserve">Two pedicle landmarks make the three-dimensional Cobb angle identifiable from biplanar radiographs</w:t>
       </w:r>
     </w:p>
     <w:p>
@@ -201,13 +201,13 @@
         <w:t xml:space="preserve"> </w:t>
       </w:r>
       <w:r>
-        <w:t xml:space="preserve">Two more landmarks: identifiability of the three-dimensional Cobb</w:t>
-      </w:r>
-      <w:r>
-        <w:t xml:space="preserve"> </w:t>
-      </w:r>
-      <w:r>
-        <w:t xml:space="preserve">angle measured from biplanar radiographs</w:t>
+        <w:t xml:space="preserve">Two pedicle landmarks make the three-dimensional Cobb angle</w:t>
+      </w:r>
+      <w:r>
+        <w:t xml:space="preserve"> </w:t>
+      </w:r>
+      <w:r>
+        <w:t xml:space="preserve">identifiable from biplanar radiographs</w:t>
       </w:r>
     </w:p>
     <w:p>

--- a/paper/qims_manuscript.docx
+++ b/paper/qims_manuscript.docx
@@ -20,7 +20,7 @@
           <w:i/>
           <w:iCs/>
         </w:rPr>
-        <w:t xml:space="preserve">Prepared for Quantitative Imaging in Medicine and Surgery, Original Article.</w:t>
+        <w:t xml:space="preserve">Every number reported here is produced by the scripts named in section 5,</w:t>
       </w:r>
       <w:r>
         <w:rPr>
@@ -34,7 +34,7 @@
           <w:i/>
           <w:iCs/>
         </w:rPr>
-        <w:t xml:space="preserve">Word limit 5,000 including abstract, excluding references, tables and figures.</w:t>
+        <w:t xml:space="preserve">and is reproducible from the accompanying repository and the public VerSe</w:t>
       </w:r>
       <w:r>
         <w:rPr>
@@ -48,126 +48,7 @@
           <w:i/>
           <w:iCs/>
         </w:rPr>
-        <w:t xml:space="preserve">Structured abstract, 450 words, headings Background / Methods / Results /</w:t>
-      </w:r>
-      <w:r>
-        <w:rPr>
-          <w:i/>
-          <w:iCs/>
-        </w:rPr>
-        <w:t xml:space="preserve"> </w:t>
-      </w:r>
-      <w:r>
-        <w:rPr>
-          <w:i/>
-          <w:iCs/>
-        </w:rPr>
-        <w:t xml:space="preserve">Conclusions. Text headings: Introduction, Materials and Methods, Results,</w:t>
-      </w:r>
-      <w:r>
-        <w:rPr>
-          <w:i/>
-          <w:iCs/>
-        </w:rPr>
-        <w:t xml:space="preserve"> </w:t>
-      </w:r>
-      <w:r>
-        <w:rPr>
-          <w:i/>
-          <w:iCs/>
-        </w:rPr>
-        <w:t xml:space="preserve">Discussion, Acknowledgment, Disclosure, References.</w:t>
-      </w:r>
-    </w:p>
-    <w:p>
-      <w:pPr>
-        <w:pStyle w:val="BodyText"/>
-      </w:pPr>
-      <w:r>
-        <w:rPr>
-          <w:i/>
-          <w:iCs/>
-        </w:rPr>
-        <w:t xml:space="preserve">Every number below is produced by the scripts named in section 5 and is</w:t>
-      </w:r>
-      <w:r>
-        <w:rPr>
-          <w:i/>
-          <w:iCs/>
-        </w:rPr>
-        <w:t xml:space="preserve"> </w:t>
-      </w:r>
-      <w:r>
-        <w:rPr>
-          <w:i/>
-          <w:iCs/>
-        </w:rPr>
-        <w:t xml:space="preserve">reproducible from the repository and the public VerSe release. Two items</w:t>
-      </w:r>
-      <w:r>
-        <w:rPr>
-          <w:i/>
-          <w:iCs/>
-        </w:rPr>
-        <w:t xml:space="preserve"> </w:t>
-      </w:r>
-      <w:r>
-        <w:rPr>
-          <w:i/>
-          <w:iCs/>
-        </w:rPr>
-        <w:t xml:space="preserve">remain open and are marked</w:t>
-      </w:r>
-      <w:r>
-        <w:rPr>
-          <w:i/>
-          <w:iCs/>
-        </w:rPr>
-        <w:t xml:space="preserve"> </w:t>
-      </w:r>
-      <w:r>
-        <w:rPr>
-          <w:b/>
-          <w:bCs/>
-          <w:i/>
-          <w:iCs/>
-        </w:rPr>
-        <w:t xml:space="preserve">[TBC]</w:t>
-      </w:r>
-      <w:r>
-        <w:rPr>
-          <w:i/>
-          <w:iCs/>
-        </w:rPr>
-        <w:t xml:space="preserve">: which reporting checklist, if any, the</w:t>
-      </w:r>
-      <w:r>
-        <w:rPr>
-          <w:i/>
-          <w:iCs/>
-        </w:rPr>
-        <w:t xml:space="preserve"> </w:t>
-      </w:r>
-      <w:r>
-        <w:rPr>
-          <w:i/>
-          <w:iCs/>
-        </w:rPr>
-        <w:t xml:space="preserve">journal expects for a study of this kind, and the open access statement, which</w:t>
-      </w:r>
-      <w:r>
-        <w:rPr>
-          <w:i/>
-          <w:iCs/>
-        </w:rPr>
-        <w:t xml:space="preserve"> </w:t>
-      </w:r>
-      <w:r>
-        <w:rPr>
-          <w:i/>
-          <w:iCs/>
-        </w:rPr>
-        <w:t xml:space="preserve">is completed on acceptance.</w:t>
+        <w:t xml:space="preserve">release.</w:t>
       </w:r>
     </w:p>
     <w:p>
@@ -5293,39 +5174,31 @@
         <w:t xml:space="preserve"> </w:t>
       </w:r>
       <w:r>
-        <w:rPr>
-          <w:b/>
-          <w:bCs/>
-        </w:rPr>
-        <w:t xml:space="preserve">[TBC: none of the EQUATOR checklists covers a</w:t>
-      </w:r>
-      <w:r>
-        <w:rPr>
-          <w:b/>
-          <w:bCs/>
-        </w:rPr>
-        <w:t xml:space="preserve"> </w:t>
-      </w:r>
-      <w:r>
-        <w:rPr>
-          <w:b/>
-          <w:bCs/>
-        </w:rPr>
-        <w:t xml:space="preserve">measurement-theory study of this kind. Confirm with the editorial office</w:t>
-      </w:r>
-      <w:r>
-        <w:rPr>
-          <w:b/>
-          <w:bCs/>
-        </w:rPr>
-        <w:t xml:space="preserve"> </w:t>
-      </w:r>
-      <w:r>
-        <w:rPr>
-          <w:b/>
-          <w:bCs/>
-        </w:rPr>
-        <w:t xml:space="preserve">whether one is expected; if not, state that no reporting guideline applies.]</w:t>
+        <w:t xml:space="preserve">No EQUATOR reporting guideline was identified that</w:t>
+      </w:r>
+      <w:r>
+        <w:t xml:space="preserve"> </w:t>
+      </w:r>
+      <w:r>
+        <w:t xml:space="preserve">covers a study of this kind, which characterises a measurement layer rather</w:t>
+      </w:r>
+      <w:r>
+        <w:t xml:space="preserve"> </w:t>
+      </w:r>
+      <w:r>
+        <w:t xml:space="preserve">than a diagnostic test, a trial or an observational cohort. The editorial</w:t>
+      </w:r>
+      <w:r>
+        <w:t xml:space="preserve"> </w:t>
+      </w:r>
+      <w:r>
+        <w:t xml:space="preserve">office’s guidance is sought in the cover letter, and any checklist it</w:t>
+      </w:r>
+      <w:r>
+        <w:t xml:space="preserve"> </w:t>
+      </w:r>
+      <w:r>
+        <w:t xml:space="preserve">nominates will be completed.</w:t>
       </w:r>
     </w:p>
     <w:p>
@@ -5616,28 +5489,6 @@
       </w:r>
       <w:r>
         <w:t xml:space="preserve">authorship criteria.</w:t>
-      </w:r>
-    </w:p>
-    <w:p>
-      <w:pPr>
-        <w:pStyle w:val="BodyText"/>
-      </w:pPr>
-      <w:r>
-        <w:rPr>
-          <w:i/>
-          <w:iCs/>
-        </w:rPr>
-        <w:t xml:space="preserve">Open Access Statement:</w:t>
-      </w:r>
-      <w:r>
-        <w:t xml:space="preserve"> </w:t>
-      </w:r>
-      <w:r>
-        <w:rPr>
-          <w:b/>
-          <w:bCs/>
-        </w:rPr>
-        <w:t xml:space="preserve">[TBC: completed on acceptance.]</w:t>
       </w:r>
     </w:p>
     <w:p>

--- a/paper/qims_manuscript.docx
+++ b/paper/qims_manuscript.docx
@@ -657,17 +657,7 @@
         <w:t xml:space="preserve"> </w:t>
       </w:r>
       <w:r>
-        <w:t xml:space="preserve">computationally (5).</w:t>
-      </w:r>
-      <w:r>
-        <w:t xml:space="preserve"> </w:t>
-      </w:r>
-      <w:r>
-        <w:rPr>
-          <w:b/>
-          <w:bCs/>
-        </w:rPr>
-        <w:t xml:space="preserve">This paper claims none of that as new.</w:t>
+        <w:t xml:space="preserve">computationally (5). This paper claims none of that as new.</w:t>
       </w:r>
     </w:p>
     <w:p>
@@ -961,7 +951,13 @@
           <w:i/>
           <w:iCs/>
         </w:rPr>
-        <w:t xml:space="preserve">R_y</w:t>
+        <w:t xml:space="preserve">R</w:t>
+      </w:r>
+      <w:r>
+        <w:rPr>
+          <w:vertAlign w:val="subscript"/>
+        </w:rPr>
+        <w:t xml:space="preserve">y</w:t>
       </w:r>
       <w:r>
         <w:t xml:space="preserve">(θ)·</w:t>
@@ -971,7 +967,13 @@
           <w:i/>
           <w:iCs/>
         </w:rPr>
-        <w:t xml:space="preserve">R_x</w:t>
+        <w:t xml:space="preserve">R</w:t>
+      </w:r>
+      <w:r>
+        <w:rPr>
+          <w:vertAlign w:val="subscript"/>
+        </w:rPr>
+        <w:t xml:space="preserve">x</w:t>
       </w:r>
       <w:r>
         <w:t xml:space="preserve">(φ)·</w:t>
@@ -981,7 +983,13 @@
           <w:i/>
           <w:iCs/>
         </w:rPr>
-        <w:t xml:space="preserve">R_z</w:t>
+        <w:t xml:space="preserve">R</w:t>
+      </w:r>
+      <w:r>
+        <w:rPr>
+          <w:vertAlign w:val="subscript"/>
+        </w:rPr>
+        <w:t xml:space="preserve">z</w:t>
       </w:r>
       <w:r>
         <w:t xml:space="preserve">(ψ), being</w:t>
@@ -1027,7 +1035,16 @@
         <w:t xml:space="preserve">e</w:t>
       </w:r>
       <w:r>
-        <w:t xml:space="preserve">_z =</w:t>
+        <w:rPr>
+          <w:vertAlign w:val="subscript"/>
+        </w:rPr>
+        <w:t xml:space="preserve">z</w:t>
+      </w:r>
+      <w:r>
+        <w:t xml:space="preserve"> </w:t>
+      </w:r>
+      <w:r>
+        <w:t xml:space="preserve">=</w:t>
       </w:r>
       <w:r>
         <w:t xml:space="preserve"> </w:t>
@@ -1037,7 +1054,13 @@
           <w:i/>
           <w:iCs/>
         </w:rPr>
-        <w:t xml:space="preserve">R_y</w:t>
+        <w:t xml:space="preserve">R</w:t>
+      </w:r>
+      <w:r>
+        <w:rPr>
+          <w:vertAlign w:val="subscript"/>
+        </w:rPr>
+        <w:t xml:space="preserve">y</w:t>
       </w:r>
       <w:r>
         <w:t xml:space="preserve">·</w:t>
@@ -1047,7 +1070,13 @@
           <w:i/>
           <w:iCs/>
         </w:rPr>
-        <w:t xml:space="preserve">R_x</w:t>
+        <w:t xml:space="preserve">R</w:t>
+      </w:r>
+      <w:r>
+        <w:rPr>
+          <w:vertAlign w:val="subscript"/>
+        </w:rPr>
+        <w:t xml:space="preserve">x</w:t>
       </w:r>
       <w:r>
         <w:t xml:space="preserve">·</w:t>
@@ -1060,51 +1089,25 @@
         <w:t xml:space="preserve">e</w:t>
       </w:r>
       <w:r>
-        <w:t xml:space="preserve">_z:</w:t>
-      </w:r>
-      <w:r>
-        <w:t xml:space="preserve"> </w:t>
-      </w:r>
-      <w:r>
-        <w:rPr>
-          <w:b/>
-          <w:bCs/>
-        </w:rPr>
-        <w:t xml:space="preserve">the endplate normal,</w:t>
-      </w:r>
-      <w:r>
-        <w:rPr>
-          <w:b/>
-          <w:bCs/>
-        </w:rPr>
-        <w:t xml:space="preserve"> </w:t>
-      </w:r>
-      <w:r>
-        <w:rPr>
-          <w:b/>
-          <w:bCs/>
-        </w:rPr>
+        <w:rPr>
+          <w:vertAlign w:val="subscript"/>
+        </w:rPr>
+        <w:t xml:space="preserve">z</w:t>
+      </w:r>
+      <w:r>
+        <w:t xml:space="preserve">: the endplate normal,</w:t>
+      </w:r>
+      <w:r>
+        <w:t xml:space="preserve"> </w:t>
+      </w:r>
+      <w:r>
         <w:t xml:space="preserve">and therefore every three-dimensional angle reported here, is independent of</w:t>
       </w:r>
       <w:r>
-        <w:rPr>
-          <w:b/>
-          <w:bCs/>
-        </w:rPr>
-        <w:t xml:space="preserve"> </w:t>
-      </w:r>
-      <w:r>
-        <w:rPr>
-          <w:b/>
-          <w:bCs/>
-        </w:rPr>
-        <w:t xml:space="preserve">axial rotation.</w:t>
-      </w:r>
-      <w:r>
-        <w:t xml:space="preserve"> </w:t>
-      </w:r>
-      <w:r>
-        <w:t xml:space="preserve">The endplate’s lateral and antero-posterior directions,</w:t>
+        <w:t xml:space="preserve"> </w:t>
+      </w:r>
+      <w:r>
+        <w:t xml:space="preserve">axial rotation. The endplate’s lateral and antero-posterior directions,</w:t>
       </w:r>
       <w:r>
         <w:t xml:space="preserve"> </w:t>
@@ -1204,17 +1207,7 @@
         <w:pStyle w:val="FirstParagraph"/>
       </w:pPr>
       <w:r>
-        <w:rPr>
-          <w:b/>
-          <w:bCs/>
-        </w:rPr>
-        <w:t xml:space="preserve">Figure 1</w:t>
-      </w:r>
-      <w:r>
-        <w:t xml:space="preserve"> </w:t>
-      </w:r>
-      <w:r>
-        <w:t xml:space="preserve">shows what this amounts to on a film: the four corners a detector</w:t>
+        <w:t xml:space="preserve">Figure 1 shows what this amounts to on a film: the four corners a detector</w:t>
       </w:r>
       <w:r>
         <w:t xml:space="preserve"> </w:t>
@@ -1364,20 +1357,7 @@
         <w:t xml:space="preserve"> </w:t>
       </w:r>
       <w:r>
-        <w:t xml:space="preserve">stated.</w:t>
-      </w:r>
-      <w:r>
-        <w:t xml:space="preserve"> </w:t>
-      </w:r>
-      <w:r>
-        <w:rPr>
-          <w:b/>
-          <w:bCs/>
-        </w:rPr>
-        <w:t xml:space="preserve">The maximum over all planes is degenerate</w:t>
-      </w:r>
-      <w:r>
-        <w:t xml:space="preserve">: for any two</w:t>
+        <w:t xml:space="preserve">stated. The maximum over all planes is degenerate: for any two</w:t>
       </w:r>
       <w:r>
         <w:t xml:space="preserve"> </w:t>
@@ -1571,23 +1551,7 @@
         <w:t xml:space="preserve"> </w:t>
       </w:r>
       <w:r>
-        <w:t xml:space="preserve">measured spectrum.</w:t>
-      </w:r>
-      <w:r>
-        <w:t xml:space="preserve"> </w:t>
-      </w:r>
-      <w:r>
-        <w:rPr>
-          <w:b/>
-          <w:bCs/>
-        </w:rPr>
-        <w:t xml:space="preserve">No result in this paper is measured from it.</w:t>
-      </w:r>
-      <w:r>
-        <w:t xml:space="preserve"> </w:t>
-      </w:r>
-      <w:r>
-        <w:t xml:space="preserve">It is</w:t>
+        <w:t xml:space="preserve">measured spectrum. No result in this paper is measured from it. It is</w:t>
       </w:r>
       <w:r>
         <w:t xml:space="preserve"> </w:t>
@@ -1837,23 +1801,7 @@
         <w:pStyle w:val="FirstParagraph"/>
       </w:pPr>
       <w:r>
-        <w:t xml:space="preserve">Landmark detection from radiographic pixels was</w:t>
-      </w:r>
-      <w:r>
-        <w:t xml:space="preserve"> </w:t>
-      </w:r>
-      <w:r>
-        <w:rPr>
-          <w:b/>
-          <w:bCs/>
-        </w:rPr>
-        <w:t xml:space="preserve">not</w:t>
-      </w:r>
-      <w:r>
-        <w:t xml:space="preserve"> </w:t>
-      </w:r>
-      <w:r>
-        <w:t xml:space="preserve">evaluated. Landmarks</w:t>
+        <w:t xml:space="preserve">Landmark detection from radiographic pixels was not evaluated. Landmarks</w:t>
       </w:r>
       <w:r>
         <w:t xml:space="preserve"> </w:t>
@@ -2058,30 +2006,7 @@
         <w:pStyle w:val="BodyText"/>
       </w:pPr>
       <w:r>
-        <w:rPr>
-          <w:b/>
-          <w:bCs/>
-        </w:rPr>
-        <w:t xml:space="preserve">Table 1</w:t>
-      </w:r>
-      <w:r>
-        <w:t xml:space="preserve"> </w:t>
-      </w:r>
-      <w:r>
-        <w:t xml:space="preserve">and</w:t>
-      </w:r>
-      <w:r>
-        <w:t xml:space="preserve"> </w:t>
-      </w:r>
-      <w:r>
-        <w:rPr>
-          <w:b/>
-          <w:bCs/>
-        </w:rPr>
-        <w:t xml:space="preserve">Figure 2a</w:t>
-      </w:r>
-      <w:r>
-        <w:t xml:space="preserve">.</w:t>
+        <w:t xml:space="preserve">Table 1 and Figure 2a.</w:t>
       </w:r>
     </w:p>
     <w:bookmarkEnd w:id="23"/>
@@ -2497,17 +2422,7 @@
         <w:pStyle w:val="BodyText"/>
       </w:pPr>
       <w:r>
-        <w:t xml:space="preserve">Degrees of endplate-normal error.</w:t>
-      </w:r>
-      <w:r>
-        <w:t xml:space="preserve"> </w:t>
-      </w:r>
-      <w:r>
-        <w:rPr>
-          <w:b/>
-          <w:bCs/>
-        </w:rPr>
-        <w:t xml:space="preserve">Figure 2b.</w:t>
+        <w:t xml:space="preserve">Degrees of endplate-normal error. Figure 2b.</w:t>
       </w:r>
     </w:p>
     <w:p>
@@ -2533,34 +2448,13 @@
         <w:t xml:space="preserve"> </w:t>
       </w:r>
       <w:r>
-        <w:t xml:space="preserve">2.1–3.0 mm lumbosacral and 2.4–4.3 mm thoracic (19,20,21), so</w:t>
-      </w:r>
-      <w:r>
-        <w:t xml:space="preserve"> </w:t>
-      </w:r>
-      <w:r>
-        <w:rPr>
-          <w:b/>
-          <w:bCs/>
-        </w:rPr>
-        <w:t xml:space="preserve">a</w:t>
-      </w:r>
-      <w:r>
-        <w:rPr>
-          <w:b/>
-          <w:bCs/>
-        </w:rPr>
-        <w:t xml:space="preserve"> </w:t>
-      </w:r>
-      <w:r>
-        <w:rPr>
-          <w:b/>
-          <w:bCs/>
-        </w:rPr>
-        <w:t xml:space="preserve">millimetre is a target rather than a current capability</w:t>
-      </w:r>
-      <w:r>
-        <w:t xml:space="preserve">. At 3 mm — the thoracic spine as</w:t>
+        <w:t xml:space="preserve">2.1–3.0 mm lumbosacral and 2.4–4.3 mm thoracic (19,20,21), so a</w:t>
+      </w:r>
+      <w:r>
+        <w:t xml:space="preserve"> </w:t>
+      </w:r>
+      <w:r>
+        <w:t xml:space="preserve">millimetre is a target rather than a current capability. At 3 mm — the thoracic spine as</w:t>
       </w:r>
       <w:r>
         <w:t xml:space="preserve"> </w:t>
@@ -2614,33 +2508,7 @@
         <w:t xml:space="preserve"> </w:t>
       </w:r>
       <w:r>
-        <w:t xml:space="preserve">does not matter.</w:t>
-      </w:r>
-      <w:r>
-        <w:t xml:space="preserve"> </w:t>
-      </w:r>
-      <w:r>
-        <w:rPr>
-          <w:b/>
-          <w:bCs/>
-        </w:rPr>
-        <w:t xml:space="preserve">Figure 2c</w:t>
-      </w:r>
-      <w:r>
-        <w:t xml:space="preserve">,</w:t>
-      </w:r>
-      <w:r>
-        <w:t xml:space="preserve"> </w:t>
-      </w:r>
-      <w:r>
-        <w:rPr>
-          <w:b/>
-          <w:bCs/>
-        </w:rPr>
-        <w:t xml:space="preserve">Table 2</w:t>
-      </w:r>
-      <w:r>
-        <w:t xml:space="preserve">.</w:t>
+        <w:t xml:space="preserve">does not matter. Figure 2c, Table 2.</w:t>
       </w:r>
     </w:p>
     <w:tbl>
@@ -3368,10 +3236,6 @@
         <w:pStyle w:val="BodyText"/>
       </w:pPr>
       <w:r>
-        <w:rPr>
-          <w:b/>
-          <w:bCs/>
-        </w:rPr>
         <w:t xml:space="preserve">Figure 3.</w:t>
       </w:r>
     </w:p>
@@ -3889,20 +3753,7 @@
         <w:pStyle w:val="FirstParagraph"/>
       </w:pPr>
       <w:r>
-        <w:t xml:space="preserve">Medians across the 28 spines of the</w:t>
-      </w:r>
-      <w:r>
-        <w:t xml:space="preserve"> </w:t>
-      </w:r>
-      <w:r>
-        <w:rPr>
-          <w:b/>
-          <w:bCs/>
-        </w:rPr>
-        <w:t xml:space="preserve">worst vertebra in each spine</w:t>
-      </w:r>
-      <w:r>
-        <w:t xml:space="preserve">, with</w:t>
+        <w:t xml:space="preserve">Medians across the 28 spines of the worst vertebra in each spine, with</w:t>
       </w:r>
       <w:r>
         <w:t xml:space="preserve"> </w:t>
@@ -4243,29 +4094,61 @@
         <w:t xml:space="preserve"> </w:t>
       </w:r>
       <w:r>
-        <w:t xml:space="preserve">At 20° of axial rotation the same comparison gives 4.5° (</w:t>
-      </w:r>
+        <w:t xml:space="preserve">At 20° of axial rotation the same comparison gives 4.5° (Figure 5). Treating a long film</w:t>
+      </w:r>
+      <w:r>
+        <w:t xml:space="preserve"> </w:t>
+      </w:r>
+      <w:r>
+        <w:t xml:space="preserve">as a parallel projection is an identity, not an approximation, until the spine</w:t>
+      </w:r>
+      <w:r>
+        <w:t xml:space="preserve"> </w:t>
+      </w:r>
+      <w:r>
+        <w:t xml:space="preserve">rotates.</w:t>
+      </w:r>
+    </w:p>
+    <w:p>
+      <w:pPr>
+        <w:pStyle w:val="BodyText"/>
+      </w:pPr>
       <w:r>
         <w:rPr>
           <w:b/>
           <w:bCs/>
         </w:rPr>
-        <w:t xml:space="preserve">Figure 5</w:t>
-      </w:r>
-      <w:r>
-        <w:t xml:space="preserve">). Treating a long film</w:t>
-      </w:r>
-      <w:r>
-        <w:t xml:space="preserve"> </w:t>
-      </w:r>
-      <w:r>
-        <w:t xml:space="preserve">as a parallel projection is an identity, not an approximation, until the spine</w:t>
-      </w:r>
-      <w:r>
-        <w:t xml:space="preserve"> </w:t>
-      </w:r>
-      <w:r>
-        <w:t xml:space="preserve">rotates.</w:t>
+        <w:t xml:space="preserve">Lateral films under-read kyphosis in scoliosis.</w:t>
+      </w:r>
+      <w:r>
+        <w:t xml:space="preserve"> </w:t>
+      </w:r>
+      <w:r>
+        <w:t xml:space="preserve">Coronal tilt swings the</w:t>
+      </w:r>
+      <w:r>
+        <w:t xml:space="preserve"> </w:t>
+      </w:r>
+      <w:r>
+        <w:t xml:space="preserve">body’s antero-posterior axis out of the sagittal plane, so the</w:t>
+      </w:r>
+      <w:r>
+        <w:t xml:space="preserve"> </w:t>
+      </w:r>
+      <w:r>
+        <w:t xml:space="preserve">anterior-to-posterior chord is not the sagittal trace of the endplate. On</w:t>
+      </w:r>
+      <w:r>
+        <w:t xml:space="preserve"> </w:t>
+      </w:r>
+      <w:r>
+        <w:t xml:space="preserve">phantoms the T1–T12 sagittal angle was under-read by 0.0°, 1.7°, 3.5° and 8.0°</w:t>
+      </w:r>
+      <w:r>
+        <w:t xml:space="preserve"> </w:t>
+      </w:r>
+      <w:r>
+        <w:t xml:space="preserve">at main thoracic curves of 0°, 25°, 50° and 75°. Figure 6.</w:t>
       </w:r>
     </w:p>
     <w:p>
@@ -4277,58 +4160,6 @@
           <w:b/>
           <w:bCs/>
         </w:rPr>
-        <w:t xml:space="preserve">Lateral films under-read kyphosis in scoliosis.</w:t>
-      </w:r>
-      <w:r>
-        <w:t xml:space="preserve"> </w:t>
-      </w:r>
-      <w:r>
-        <w:t xml:space="preserve">Coronal tilt swings the</w:t>
-      </w:r>
-      <w:r>
-        <w:t xml:space="preserve"> </w:t>
-      </w:r>
-      <w:r>
-        <w:t xml:space="preserve">body’s antero-posterior axis out of the sagittal plane, so the</w:t>
-      </w:r>
-      <w:r>
-        <w:t xml:space="preserve"> </w:t>
-      </w:r>
-      <w:r>
-        <w:t xml:space="preserve">anterior-to-posterior chord is not the sagittal trace of the endplate. On</w:t>
-      </w:r>
-      <w:r>
-        <w:t xml:space="preserve"> </w:t>
-      </w:r>
-      <w:r>
-        <w:t xml:space="preserve">phantoms the T1–T12 sagittal angle was under-read by 0.0°, 1.7°, 3.5° and 8.0°</w:t>
-      </w:r>
-      <w:r>
-        <w:t xml:space="preserve"> </w:t>
-      </w:r>
-      <w:r>
-        <w:t xml:space="preserve">at main thoracic curves of 0°, 25°, 50° and 75°.</w:t>
-      </w:r>
-      <w:r>
-        <w:t xml:space="preserve"> </w:t>
-      </w:r>
-      <w:r>
-        <w:rPr>
-          <w:b/>
-          <w:bCs/>
-        </w:rPr>
-        <w:t xml:space="preserve">Figure 6.</w:t>
-      </w:r>
-    </w:p>
-    <w:p>
-      <w:pPr>
-        <w:pStyle w:val="BodyText"/>
-      </w:pPr>
-      <w:r>
-        <w:rPr>
-          <w:b/>
-          <w:bCs/>
-        </w:rPr>
         <w:t xml:space="preserve">Uncertainty decomposition.</w:t>
       </w:r>
       <w:r>
@@ -4359,17 +4190,7 @@
         <w:t xml:space="preserve"> </w:t>
       </w:r>
       <w:r>
-        <w:t xml:space="preserve">vertebra ends a curve (23).</w:t>
-      </w:r>
-      <w:r>
-        <w:t xml:space="preserve"> </w:t>
-      </w:r>
-      <w:r>
-        <w:rPr>
-          <w:b/>
-          <w:bCs/>
-        </w:rPr>
-        <w:t xml:space="preserve">Figure 7.</w:t>
+        <w:t xml:space="preserve">vertebra ends a curve (23). Figure 7.</w:t>
       </w:r>
     </w:p>
     <w:p>
@@ -4711,34 +4532,13 @@
         <w:t xml:space="preserve"> </w:t>
       </w:r>
       <w:r>
-        <w:t xml:space="preserve">curvature reversal was developed alongside this work and is</w:t>
-      </w:r>
-      <w:r>
-        <w:t xml:space="preserve"> </w:t>
-      </w:r>
-      <w:r>
-        <w:rPr>
-          <w:b/>
-          <w:bCs/>
-        </w:rPr>
-        <w:t xml:space="preserve">deliberately</w:t>
-      </w:r>
-      <w:r>
-        <w:rPr>
-          <w:b/>
-          <w:bCs/>
-        </w:rPr>
-        <w:t xml:space="preserve"> </w:t>
-      </w:r>
-      <w:r>
-        <w:rPr>
-          <w:b/>
-          <w:bCs/>
-        </w:rPr>
-        <w:t xml:space="preserve">held for a separate report</w:t>
-      </w:r>
-      <w:r>
-        <w:t xml:space="preserve">. It is correct in every phantom case tested with</w:t>
+        <w:t xml:space="preserve">curvature reversal was developed alongside this work and is deliberately</w:t>
+      </w:r>
+      <w:r>
+        <w:t xml:space="preserve"> </w:t>
+      </w:r>
+      <w:r>
+        <w:t xml:space="preserve">held for a separate report. It is correct in every phantom case tested with</w:t>
       </w:r>
       <w:r>
         <w:t xml:space="preserve"> </w:t>
